--- a/docs/relaunch/SERIES-BIBLE-5-PART-ARC.docx
+++ b/docs/relaunch/SERIES-BIBLE-5-PART-ARC.docx
@@ -617,7 +617,7 @@
         <w:rPr>
           <w:b/>
         </w:rPr>
-        <w:t>X: A company spending 60% of its operating cash on its future looks exactly like one in decline — on most screens. One sentence fixes that. The Bridge — new post.</w:t>
+        <w:t>X: A company spending 40% of its operating cash on its future looks exactly like one in decline — on most screens. One sentence fixes that. The Bridge — new post.</w:t>
       </w:r>
     </w:p>
     <w:p>

--- a/docs/relaunch/SERIES-BIBLE-5-PART-ARC.docx
+++ b/docs/relaunch/SERIES-BIBLE-5-PART-ARC.docx
@@ -269,7 +269,7 @@
         <w:rPr>
           <w:b/>
         </w:rPr>
-        <w:t>SCREENSHOTS: (1) NVO card — FX footnote + revenue ~$47-50B; (2) any card's "Data as of" stamp close-up. Fresh on publish day.</w:t>
+        <w:t>SCREENSHOTS: (1) NVO card — FX footnote + revenue ~$50B; (2) any card's "Data as of" stamp close-up. Fresh on publish day.</w:t>
       </w:r>
     </w:p>
     <w:p>
